--- a/files/damumed-band-otchet-glukoza.docx
+++ b/files/damumed-band-otchet-glukoza.docx
@@ -600,10 +600,33 @@
         <w:rPr>
           <w:b/>
         </w:rPr>
-        <w:t>первыми идут две бесплатные проверки</w:t>
-      </w:r>
-      <w:r>
-        <w:t xml:space="preserve"> – заявка разработчика в Dexcom с указанием Казахстана и запрос в реестр НЦЭЛС по семи брендам, – и только потом переговоры с Medtrum, Yuwell, SiBionics и Ottai.</w:t>
+        <w:t>первыми шли две бесплатные проверки</w:t>
+      </w:r>
+      <w:r>
+        <w:t xml:space="preserve"> – обращение в Dexcom и проверка реестра </w:t>
+      </w:r>
+      <w:r>
+        <w:rPr>
+          <w:rFonts w:ascii="Courier New" w:hAnsi="Courier New"/>
+        </w:rPr>
+        <w:t>register.ndda.kz</w:t>
+      </w:r>
+      <w:r>
+        <w:t xml:space="preserve"> по семи брендам, – и только потом переговоры с Medtrum, Yuwell, SiBionics и Ottai.</w:t>
+      </w:r>
+    </w:p>
+    <w:p>
+      <w:r>
+        <w:t xml:space="preserve">✅ </w:t>
+      </w:r>
+      <w:r>
+        <w:rPr>
+          <w:b/>
+        </w:rPr>
+        <w:t>Статус на 7 сентября 2026: все шесть писем отправлены 6 сентября в 23:21</w:t>
+      </w:r>
+      <w:r>
+        <w:t>, ответов пока нет, напоминания – 27 сентября. Кому и на какие адреса – раздел 12а.</w:t>
       </w:r>
     </w:p>
     <w:p>
@@ -1864,7 +1887,7 @@
         <w:t>Наличие казахстанских удостоверений у семи брендов не проверено.</w:t>
       </w:r>
       <w:r>
-        <w:t xml:space="preserve"> Поиск по register.ndda.kz по FreeStyle Libre, Dexcom, Guardian, Medtrum, Yuwell, Sinocare и Ottai не выполнен – сайт на JS, простым запросом данные не отдаёт. Нужен ручной заход или запрос в НЦЭЛС. Факт продажи не равен наличию удостоверения.</w:t>
+        <w:t xml:space="preserve"> Поиск по register.ndda.kz по FreeStyle Libre, Dexcom, Guardian, Medtrum, Yuwell, Sinocare и Ottai не выполнен – сайт на JS, простым запросом данные не отдаёт. Нужен ручной заход в реестр. Факт продажи не равен наличию удостоверения.</w:t>
       </w:r>
     </w:p>
     <w:p>
@@ -9117,7 +9140,7 @@
         <w:t>Правильный критерий сейчас – не «сколько заработаем», а «сколько стоит выяснить».</w:t>
       </w:r>
       <w:r>
-        <w:t xml:space="preserve"> Две главные проверки бесплатны: заявка в Dexcom и запрос в реестр НЦЭЛС. Поэтому первыми идут они, а не переговоры.</w:t>
+        <w:t xml:space="preserve"> Две главные проверки бесплатны: заявка в Dexcom и запрос в реестр реестр медизделий. Поэтому первыми идут они, а не переговоры.</w:t>
       </w:r>
     </w:p>
     <w:p>
@@ -11426,12 +11449,746 @@
         <w:rPr>
           <w:color w:val="177A50"/>
         </w:rPr>
-        <w:t>13. Что делать</w:t>
+        <w:t>12а. Статус переписки на 7 сентября 2026 года</w:t>
       </w:r>
     </w:p>
     <w:p>
       <w:r>
+        <w:rPr>
+          <w:b/>
+        </w:rPr>
+        <w:t>Все шесть писем отправлены 6 сентября 2026 года в 23:21 по Астане.</w:t>
+      </w:r>
+      <w:r>
+        <w:t xml:space="preserve"> Ответов на утро 7 сентября нет ни от кого; напоминания – 27 сентября.</w:t>
+      </w:r>
+    </w:p>
+    <w:tbl>
+      <w:tblPr>
+        <w:tblStyle w:val="TableGrid"/>
+        <w:tblW w:type="auto" w:w="0"/>
+        <w:tblLook w:firstColumn="1" w:firstRow="1" w:lastColumn="0" w:lastRow="0" w:noHBand="0" w:noVBand="1" w:val="04A0"/>
+      </w:tblPr>
+      <w:tblGrid>
+        <w:gridCol w:w="2493"/>
+        <w:gridCol w:w="2493"/>
+        <w:gridCol w:w="2493"/>
+        <w:gridCol w:w="2493"/>
+      </w:tblGrid>
+      <w:tr>
+        <w:tc>
+          <w:tcPr>
+            <w:tcW w:type="dxa" w:w="2493"/>
+          </w:tcPr>
+          <w:p>
+            <w:r>
+              <w:rPr>
+                <w:b/>
+                <w:sz w:val="18"/>
+              </w:rPr>
+            </w:r>
+            <w:r>
+              <w:rPr>
+                <w:b/>
+                <w:sz w:val="18"/>
+              </w:rPr>
+              <w:t>Кому</w:t>
+            </w:r>
+          </w:p>
+        </w:tc>
+        <w:tc>
+          <w:tcPr>
+            <w:tcW w:type="dxa" w:w="2493"/>
+          </w:tcPr>
+          <w:p>
+            <w:r>
+              <w:rPr>
+                <w:b/>
+                <w:sz w:val="18"/>
+              </w:rPr>
+            </w:r>
+            <w:r>
+              <w:rPr>
+                <w:b/>
+                <w:sz w:val="18"/>
+              </w:rPr>
+              <w:t>Адрес</w:t>
+            </w:r>
+          </w:p>
+        </w:tc>
+        <w:tc>
+          <w:tcPr>
+            <w:tcW w:type="dxa" w:w="2493"/>
+          </w:tcPr>
+          <w:p>
+            <w:r>
+              <w:rPr>
+                <w:b/>
+                <w:sz w:val="18"/>
+              </w:rPr>
+            </w:r>
+            <w:r>
+              <w:rPr>
+                <w:b/>
+                <w:sz w:val="18"/>
+              </w:rPr>
+              <w:t>Кому адресовано лично</w:t>
+            </w:r>
+          </w:p>
+        </w:tc>
+        <w:tc>
+          <w:tcPr>
+            <w:tcW w:type="dxa" w:w="2493"/>
+          </w:tcPr>
+          <w:p>
+            <w:r>
+              <w:rPr>
+                <w:b/>
+                <w:sz w:val="18"/>
+              </w:rPr>
+            </w:r>
+            <w:r>
+              <w:rPr>
+                <w:b/>
+                <w:sz w:val="18"/>
+              </w:rPr>
+              <w:t>Отправлено</w:t>
+            </w:r>
+          </w:p>
+        </w:tc>
+      </w:tr>
+      <w:tr>
+        <w:tc>
+          <w:tcPr>
+            <w:tcW w:type="dxa" w:w="2493"/>
+          </w:tcPr>
+          <w:p>
+            <w:r>
+              <w:rPr>
+                <w:sz w:val="18"/>
+              </w:rPr>
+            </w:r>
+            <w:r>
+              <w:rPr>
+                <w:sz w:val="18"/>
+              </w:rPr>
+              <w:t xml:space="preserve">🇺🇸 </w:t>
+            </w:r>
+            <w:r>
+              <w:rPr>
+                <w:b/>
+                <w:sz w:val="18"/>
+              </w:rPr>
+              <w:t>Dexcom</w:t>
+            </w:r>
+          </w:p>
+        </w:tc>
+        <w:tc>
+          <w:tcPr>
+            <w:tcW w:type="dxa" w:w="2493"/>
+          </w:tcPr>
+          <w:p>
+            <w:r>
+              <w:rPr>
+                <w:sz w:val="18"/>
+              </w:rPr>
+            </w:r>
+            <w:r>
+              <w:rPr>
+                <w:sz w:val="18"/>
+              </w:rPr>
+              <w:t>keyaccounts@dexcom.com</w:t>
+            </w:r>
+          </w:p>
+        </w:tc>
+        <w:tc>
+          <w:tcPr>
+            <w:tcW w:type="dxa" w:w="2493"/>
+          </w:tcPr>
+          <w:p>
+            <w:r>
+              <w:rPr>
+                <w:sz w:val="18"/>
+              </w:rPr>
+            </w:r>
+            <w:r>
+              <w:rPr>
+                <w:sz w:val="18"/>
+              </w:rPr>
+              <w:t>команда Key Accounts – по их же документации занимается интеграцией данных CGM в медицинские системы</w:t>
+            </w:r>
+          </w:p>
+        </w:tc>
+        <w:tc>
+          <w:tcPr>
+            <w:tcW w:type="dxa" w:w="2493"/>
+          </w:tcPr>
+          <w:p>
+            <w:r>
+              <w:rPr>
+                <w:sz w:val="18"/>
+              </w:rPr>
+            </w:r>
+            <w:r>
+              <w:rPr>
+                <w:sz w:val="18"/>
+              </w:rPr>
+              <w:t>06.09, 23:21</w:t>
+            </w:r>
+          </w:p>
+        </w:tc>
+      </w:tr>
+      <w:tr>
+        <w:tc>
+          <w:tcPr>
+            <w:tcW w:type="dxa" w:w="2493"/>
+          </w:tcPr>
+          <w:p>
+            <w:r>
+              <w:rPr>
+                <w:sz w:val="18"/>
+              </w:rPr>
+            </w:r>
+            <w:r>
+              <w:rPr>
+                <w:sz w:val="18"/>
+              </w:rPr>
+              <w:t xml:space="preserve">🇨🇳 </w:t>
+            </w:r>
+            <w:r>
+              <w:rPr>
+                <w:b/>
+                <w:sz w:val="18"/>
+              </w:rPr>
+              <w:t>Medtrum</w:t>
+            </w:r>
+          </w:p>
+        </w:tc>
+        <w:tc>
+          <w:tcPr>
+            <w:tcW w:type="dxa" w:w="2493"/>
+          </w:tcPr>
+          <w:p>
+            <w:r>
+              <w:rPr>
+                <w:sz w:val="18"/>
+              </w:rPr>
+            </w:r>
+            <w:r>
+              <w:rPr>
+                <w:sz w:val="18"/>
+              </w:rPr>
+              <w:t>info@medtrum.com</w:t>
+            </w:r>
+          </w:p>
+        </w:tc>
+        <w:tc>
+          <w:tcPr>
+            <w:tcW w:type="dxa" w:w="2493"/>
+          </w:tcPr>
+          <w:p>
+            <w:r>
+              <w:rPr>
+                <w:sz w:val="18"/>
+              </w:rPr>
+            </w:r>
+            <w:r>
+              <w:rPr>
+                <w:sz w:val="18"/>
+              </w:rPr>
+              <w:t xml:space="preserve">Attn: </w:t>
+            </w:r>
+            <w:r>
+              <w:rPr>
+                <w:b/>
+                <w:sz w:val="18"/>
+              </w:rPr>
+              <w:t>Jian Tu</w:t>
+            </w:r>
+            <w:r>
+              <w:rPr>
+                <w:sz w:val="18"/>
+              </w:rPr>
+              <w:t>, International Sales Director</w:t>
+            </w:r>
+          </w:p>
+        </w:tc>
+        <w:tc>
+          <w:tcPr>
+            <w:tcW w:type="dxa" w:w="2493"/>
+          </w:tcPr>
+          <w:p>
+            <w:r>
+              <w:rPr>
+                <w:sz w:val="18"/>
+              </w:rPr>
+            </w:r>
+            <w:r>
+              <w:rPr>
+                <w:sz w:val="18"/>
+              </w:rPr>
+              <w:t>06.09, 23:21</w:t>
+            </w:r>
+          </w:p>
+        </w:tc>
+      </w:tr>
+      <w:tr>
+        <w:tc>
+          <w:tcPr>
+            <w:tcW w:type="dxa" w:w="2493"/>
+          </w:tcPr>
+          <w:p>
+            <w:r>
+              <w:rPr>
+                <w:sz w:val="18"/>
+              </w:rPr>
+            </w:r>
+            <w:r>
+              <w:rPr>
+                <w:sz w:val="18"/>
+              </w:rPr>
+              <w:t xml:space="preserve">🇨🇳 </w:t>
+            </w:r>
+            <w:r>
+              <w:rPr>
+                <w:b/>
+                <w:sz w:val="18"/>
+              </w:rPr>
+              <w:t>Yuwell</w:t>
+            </w:r>
+          </w:p>
+        </w:tc>
+        <w:tc>
+          <w:tcPr>
+            <w:tcW w:type="dxa" w:w="2493"/>
+          </w:tcPr>
+          <w:p>
+            <w:r>
+              <w:rPr>
+                <w:sz w:val="18"/>
+              </w:rPr>
+            </w:r>
+            <w:r>
+              <w:rPr>
+                <w:sz w:val="18"/>
+              </w:rPr>
+              <w:t>sales@yuyue.com.cn</w:t>
+            </w:r>
+          </w:p>
+        </w:tc>
+        <w:tc>
+          <w:tcPr>
+            <w:tcW w:type="dxa" w:w="2493"/>
+          </w:tcPr>
+          <w:p>
+            <w:r>
+              <w:rPr>
+                <w:sz w:val="18"/>
+              </w:rPr>
+            </w:r>
+            <w:r>
+              <w:rPr>
+                <w:sz w:val="18"/>
+              </w:rPr>
+              <w:t xml:space="preserve">Attn: </w:t>
+            </w:r>
+            <w:r>
+              <w:rPr>
+                <w:b/>
+                <w:sz w:val="18"/>
+              </w:rPr>
+              <w:t>Wang Rui</w:t>
+            </w:r>
+            <w:r>
+              <w:rPr>
+                <w:sz w:val="18"/>
+              </w:rPr>
+              <w:t>, генеральный директор зарубежного подразделения</w:t>
+            </w:r>
+          </w:p>
+        </w:tc>
+        <w:tc>
+          <w:tcPr>
+            <w:tcW w:type="dxa" w:w="2493"/>
+          </w:tcPr>
+          <w:p>
+            <w:r>
+              <w:rPr>
+                <w:sz w:val="18"/>
+              </w:rPr>
+            </w:r>
+            <w:r>
+              <w:rPr>
+                <w:sz w:val="18"/>
+              </w:rPr>
+              <w:t>06.09, 23:21</w:t>
+            </w:r>
+          </w:p>
+        </w:tc>
+      </w:tr>
+      <w:tr>
+        <w:tc>
+          <w:tcPr>
+            <w:tcW w:type="dxa" w:w="2493"/>
+          </w:tcPr>
+          <w:p>
+            <w:r>
+              <w:rPr>
+                <w:sz w:val="18"/>
+              </w:rPr>
+            </w:r>
+            <w:r>
+              <w:rPr>
+                <w:sz w:val="18"/>
+              </w:rPr>
+              <w:t xml:space="preserve">🇨🇳 </w:t>
+            </w:r>
+            <w:r>
+              <w:rPr>
+                <w:b/>
+                <w:sz w:val="18"/>
+              </w:rPr>
+              <w:t>Sinocare</w:t>
+            </w:r>
+          </w:p>
+        </w:tc>
+        <w:tc>
+          <w:tcPr>
+            <w:tcW w:type="dxa" w:w="2493"/>
+          </w:tcPr>
+          <w:p>
+            <w:r>
+              <w:rPr>
+                <w:sz w:val="18"/>
+              </w:rPr>
+            </w:r>
+            <w:r>
+              <w:rPr>
+                <w:sz w:val="18"/>
+              </w:rPr>
+              <w:t>intl_mkt@sinocare.com</w:t>
+            </w:r>
+          </w:p>
+        </w:tc>
+        <w:tc>
+          <w:tcPr>
+            <w:tcW w:type="dxa" w:w="2493"/>
+          </w:tcPr>
+          <w:p>
+            <w:r>
+              <w:rPr>
+                <w:sz w:val="18"/>
+              </w:rPr>
+            </w:r>
+            <w:r>
+              <w:rPr>
+                <w:sz w:val="18"/>
+              </w:rPr>
+              <w:t xml:space="preserve">Attn: </w:t>
+            </w:r>
+            <w:r>
+              <w:rPr>
+                <w:b/>
+                <w:sz w:val="18"/>
+              </w:rPr>
+              <w:t>Alvin Xiang</w:t>
+            </w:r>
+            <w:r>
+              <w:rPr>
+                <w:sz w:val="18"/>
+              </w:rPr>
+              <w:t>, Director of Sales and Marketing, International</w:t>
+            </w:r>
+          </w:p>
+        </w:tc>
+        <w:tc>
+          <w:tcPr>
+            <w:tcW w:type="dxa" w:w="2493"/>
+          </w:tcPr>
+          <w:p>
+            <w:r>
+              <w:rPr>
+                <w:sz w:val="18"/>
+              </w:rPr>
+            </w:r>
+            <w:r>
+              <w:rPr>
+                <w:sz w:val="18"/>
+              </w:rPr>
+              <w:t>06.09, 23:21</w:t>
+            </w:r>
+          </w:p>
+        </w:tc>
+      </w:tr>
+      <w:tr>
+        <w:tc>
+          <w:tcPr>
+            <w:tcW w:type="dxa" w:w="2493"/>
+          </w:tcPr>
+          <w:p>
+            <w:r>
+              <w:rPr>
+                <w:sz w:val="18"/>
+              </w:rPr>
+            </w:r>
+            <w:r>
+              <w:rPr>
+                <w:sz w:val="18"/>
+              </w:rPr>
+              <w:t xml:space="preserve">🇨🇳 </w:t>
+            </w:r>
+            <w:r>
+              <w:rPr>
+                <w:b/>
+                <w:sz w:val="18"/>
+              </w:rPr>
+              <w:t>SiBionics</w:t>
+            </w:r>
+          </w:p>
+        </w:tc>
+        <w:tc>
+          <w:tcPr>
+            <w:tcW w:type="dxa" w:w="2493"/>
+          </w:tcPr>
+          <w:p>
+            <w:r>
+              <w:rPr>
+                <w:sz w:val="18"/>
+              </w:rPr>
+            </w:r>
+            <w:r>
+              <w:rPr>
+                <w:sz w:val="18"/>
+              </w:rPr>
+              <w:t>shirley.xie@sibionics.com, копия prcgm@</w:t>
+            </w:r>
+          </w:p>
+        </w:tc>
+        <w:tc>
+          <w:tcPr>
+            <w:tcW w:type="dxa" w:w="2493"/>
+          </w:tcPr>
+          <w:p>
+            <w:r>
+              <w:rPr>
+                <w:sz w:val="18"/>
+              </w:rPr>
+            </w:r>
+            <w:r>
+              <w:rPr>
+                <w:sz w:val="18"/>
+              </w:rPr>
+              <w:t xml:space="preserve">лично </w:t>
+            </w:r>
+            <w:r>
+              <w:rPr>
+                <w:b/>
+                <w:sz w:val="18"/>
+              </w:rPr>
+              <w:t>Shirley Xie</w:t>
+            </w:r>
+            <w:r>
+              <w:rPr>
+                <w:sz w:val="18"/>
+              </w:rPr>
+              <w:t>, Senior International Sales Manager – единственный найденный личный рабочий адрес</w:t>
+            </w:r>
+          </w:p>
+        </w:tc>
+        <w:tc>
+          <w:tcPr>
+            <w:tcW w:type="dxa" w:w="2493"/>
+          </w:tcPr>
+          <w:p>
+            <w:r>
+              <w:rPr>
+                <w:sz w:val="18"/>
+              </w:rPr>
+            </w:r>
+            <w:r>
+              <w:rPr>
+                <w:sz w:val="18"/>
+              </w:rPr>
+              <w:t>06.09, 23:21</w:t>
+            </w:r>
+          </w:p>
+        </w:tc>
+      </w:tr>
+      <w:tr>
+        <w:tc>
+          <w:tcPr>
+            <w:tcW w:type="dxa" w:w="2493"/>
+          </w:tcPr>
+          <w:p>
+            <w:r>
+              <w:rPr>
+                <w:sz w:val="18"/>
+              </w:rPr>
+            </w:r>
+            <w:r>
+              <w:rPr>
+                <w:sz w:val="18"/>
+              </w:rPr>
+              <w:t xml:space="preserve">🇨🇳 </w:t>
+            </w:r>
+            <w:r>
+              <w:rPr>
+                <w:b/>
+                <w:sz w:val="18"/>
+              </w:rPr>
+              <w:t>Ottai</w:t>
+            </w:r>
+          </w:p>
+        </w:tc>
+        <w:tc>
+          <w:tcPr>
+            <w:tcW w:type="dxa" w:w="2493"/>
+          </w:tcPr>
+          <w:p>
+            <w:r>
+              <w:rPr>
+                <w:sz w:val="18"/>
+              </w:rPr>
+            </w:r>
+            <w:r>
+              <w:rPr>
+                <w:sz w:val="18"/>
+              </w:rPr>
+              <w:t>bd@ottai.com, service.ru@ottai.com</w:t>
+            </w:r>
+          </w:p>
+        </w:tc>
+        <w:tc>
+          <w:tcPr>
+            <w:tcW w:type="dxa" w:w="2493"/>
+          </w:tcPr>
+          <w:p>
+            <w:r>
+              <w:rPr>
+                <w:sz w:val="18"/>
+              </w:rPr>
+            </w:r>
+            <w:r>
+              <w:rPr>
+                <w:sz w:val="18"/>
+              </w:rPr>
+              <w:t xml:space="preserve">Attn: </w:t>
+            </w:r>
+            <w:r>
+              <w:rPr>
+                <w:b/>
+                <w:sz w:val="18"/>
+              </w:rPr>
+              <w:t>Wang Shenchen</w:t>
+            </w:r>
+            <w:r>
+              <w:rPr>
+                <w:sz w:val="18"/>
+              </w:rPr>
+              <w:t>, вице-президент</w:t>
+            </w:r>
+          </w:p>
+        </w:tc>
+        <w:tc>
+          <w:tcPr>
+            <w:tcW w:type="dxa" w:w="2493"/>
+          </w:tcPr>
+          <w:p>
+            <w:r>
+              <w:rPr>
+                <w:sz w:val="18"/>
+              </w:rPr>
+            </w:r>
+            <w:r>
+              <w:rPr>
+                <w:sz w:val="18"/>
+              </w:rPr>
+              <w:t>06.09, 23:21</w:t>
+            </w:r>
+          </w:p>
+        </w:tc>
+      </w:tr>
+    </w:tbl>
+    <w:p/>
+    <w:p>
+      <w:r>
+        <w:rPr>
+          <w:b/>
+        </w:rPr>
+        <w:t>Что изменилось против плана.</w:t>
+      </w:r>
+      <w:r>
+        <w:t xml:space="preserve"> Письмо в НЦЭЛС снято решением владельца: обращение в госорган не отправляем, реестр </w:t>
+      </w:r>
+      <w:r>
+        <w:rPr>
+          <w:rFonts w:ascii="Courier New" w:hAnsi="Courier New"/>
+        </w:rPr>
+        <w:t>register.ndda.kz</w:t>
+      </w:r>
+      <w:r>
+        <w:t xml:space="preserve"> проверяем сами, а по держателям удостоверений отвечает юрист проекта. У Dexcom вместо формы разработчика нашёлся живой адрес: их партнёрский Web API работает </w:t>
+      </w:r>
+      <w:r>
+        <w:rPr>
+          <w:b/>
+        </w:rPr>
+        <w:t>по приглашению</w:t>
+      </w:r>
+      <w:r>
+        <w:t xml:space="preserve"> и исторически был только для США, поэтому форма – слабый путь, а письмо в Key Accounts сильнее.</w:t>
+      </w:r>
+    </w:p>
+    <w:p>
+      <w:r>
+        <w:rPr>
+          <w:b/>
+        </w:rPr>
+        <w:t>Чего ждём по каждому.</w:t>
+      </w:r>
+      <w:r>
+        <w:t xml:space="preserve"> От Dexcom – ответа «доступен ли API для Казахстана»: это единственная неизвестная, которая закрывает или открывает эталонный путь интеграции. От Medtrum – готовности к ко-брендингу и официальному экспорту данных. От Yuwell – цены при объёме и, главное, легального канала данных: без него дешёвый сенсор бесполезен. От Sinocare – есть ли SDK именно для линейки iCan, а не для глюкометров по крови. От SiBionics – спецификации протокола и влияния патентного спора с Abbott на поставки. От Ottai – документов: номера NMPA, сертификата CE и независимых данных точности.</w:t>
+      </w:r>
+    </w:p>
+    <w:p>
+      <w:r>
+        <w:rPr>
+          <w:b/>
+        </w:rPr>
+        <w:t>Что из этого следует.</w:t>
+      </w:r>
+      <w:r>
+        <w:t xml:space="preserve"> Переписка запущена, но ни один ответ сам по себе не снимает главного вывода матрицы: пока легальный доступ к данным, наличие сенсора в Казахстане и приемлемая цена не сходятся в одном пути, продукт зависит от чужого решения. Поэтому параллельно с ожиданием идут два шага, которые не требуют ничьего ответа: проверка реестра медизделий и запрос агрегаторам.</w:t>
+      </w:r>
+    </w:p>
+    <w:p>
+      <w:pPr>
+        <w:pStyle w:val="Heading2"/>
+      </w:pPr>
+      <w:r>
+        <w:rPr>
+          <w:color w:val="177A50"/>
+        </w:rPr>
+        <w:t>13. Что делать</w:t>
+      </w:r>
+    </w:p>
+    <w:p>
+      <w:r>
         <w:t>Порядок изменён после третьей разведки: сначала бесплатные проверки, которые снимают главные неизвестные, потом переговоры. Сроки – *оценка*.</w:t>
+      </w:r>
+    </w:p>
+    <w:p>
+      <w:r>
+        <w:t xml:space="preserve">✅ </w:t>
+      </w:r>
+      <w:r>
+        <w:rPr>
+          <w:b/>
+        </w:rPr>
+        <w:t>Шаги 1 и 4–7а выполнены 6 сентября 2026:</w:t>
+      </w:r>
+      <w:r>
+        <w:t xml:space="preserve"> письма отправлены, ждём ответов, напоминания – 27 сентября. Подробности – раздел 12а.</w:t>
       </w:r>
     </w:p>
     <w:tbl>
@@ -11580,10 +12337,16 @@
             </w:r>
             <w:r>
               <w:rPr>
+                <w:sz w:val="18"/>
+              </w:rPr>
+              <w:t xml:space="preserve">✅ </w:t>
+            </w:r>
+            <w:r>
+              <w:rPr>
                 <w:b/>
                 <w:sz w:val="18"/>
               </w:rPr>
-              <w:t>сейчас</w:t>
+              <w:t>сделано 06.09</w:t>
             </w:r>
           </w:p>
         </w:tc>
@@ -11602,13 +12365,13 @@
                 <w:b/>
                 <w:sz w:val="18"/>
               </w:rPr>
-              <w:t>Заявка в Dexcom</w:t>
-            </w:r>
-            <w:r>
-              <w:rPr>
-                <w:sz w:val="18"/>
-              </w:rPr>
-              <w:t>: Registered Developer → Limited Access с указанием Казахстана в списке стран</w:t>
+              <w:t>Письмо в Dexcom Key Accounts</w:t>
+            </w:r>
+            <w:r>
+              <w:rPr>
+                <w:sz w:val="18"/>
+              </w:rPr>
+              <w:t xml:space="preserve"> (keyaccounts@dexcom.com): доступен ли API для Казахстана, уровень доступа, региональный хост, цена</w:t>
             </w:r>
           </w:p>
         </w:tc>
@@ -11702,13 +12465,13 @@
                 <w:b/>
                 <w:sz w:val="18"/>
               </w:rPr>
-              <w:t>Запрос в реестр НЦЭЛС</w:t>
-            </w:r>
-            <w:r>
-              <w:rPr>
-                <w:sz w:val="18"/>
-              </w:rPr>
-              <w:t xml:space="preserve"> (ручной заход в register.ndda.kz или письмо) по семи брендам: Libre, Dexcom, Guardian, Medtrum, Yuwell, Sinocare, Ottai</w:t>
+              <w:t>Проверка реестра медизделий</w:t>
+            </w:r>
+            <w:r>
+              <w:rPr>
+                <w:sz w:val="18"/>
+              </w:rPr>
+              <w:t xml:space="preserve"> (ручной заход в register.ndda.kz; письмо в НЦЭЛС снято решением владельца 06.09) по семи брендам: Libre, Dexcom, Guardian, Medtrum, Yuwell, Sinocare, Ottai</w:t>
             </w:r>
           </w:p>
         </w:tc>
@@ -11881,7 +12644,14 @@
               <w:rPr>
                 <w:sz w:val="18"/>
               </w:rPr>
-              <w:t>после 1–2</w:t>
+              <w:t xml:space="preserve">✅ </w:t>
+            </w:r>
+            <w:r>
+              <w:rPr>
+                <w:b/>
+                <w:sz w:val="18"/>
+              </w:rPr>
+              <w:t>отправлено 06.09</w:t>
             </w:r>
           </w:p>
         </w:tc>
@@ -11906,7 +12676,7 @@
               <w:rPr>
                 <w:sz w:val="18"/>
               </w:rPr>
-              <w:t>: ко-брендинг, официальный экспорт данных в стороннюю МИС, цена для казахстанского партнёра</w:t>
+              <w:t xml:space="preserve"> (Attn: Jian Tu): ко-брендинг, официальный экспорт данных в стороннюю МИС, цена для казахстанского партнёра</w:t>
             </w:r>
           </w:p>
         </w:tc>
@@ -11980,7 +12750,14 @@
               <w:rPr>
                 <w:sz w:val="18"/>
               </w:rPr>
-              <w:t>после 1–2</w:t>
+              <w:t xml:space="preserve">✅ </w:t>
+            </w:r>
+            <w:r>
+              <w:rPr>
+                <w:b/>
+                <w:sz w:val="18"/>
+              </w:rPr>
+              <w:t>отправлено 06.09</w:t>
             </w:r>
           </w:p>
         </w:tc>
@@ -12005,7 +12782,7 @@
               <w:rPr>
                 <w:sz w:val="18"/>
               </w:rPr>
-              <w:t>: цена при объёме и прямой договор на экспорт данных в Damumed – не через «наблюдателя» и не через Glooko</w:t>
+              <w:t xml:space="preserve"> (Attn: Wang Rui): цена при объёме и прямой договор на экспорт данных в Damumed – не через «наблюдателя» и не через Glooko</w:t>
             </w:r>
           </w:p>
         </w:tc>
@@ -12079,7 +12856,14 @@
               <w:rPr>
                 <w:sz w:val="18"/>
               </w:rPr>
-              <w:t>после 1–2</w:t>
+              <w:t xml:space="preserve">✅ </w:t>
+            </w:r>
+            <w:r>
+              <w:rPr>
+                <w:b/>
+                <w:sz w:val="18"/>
+              </w:rPr>
+              <w:t>отправлено 06.09</w:t>
             </w:r>
           </w:p>
         </w:tc>
@@ -12104,7 +12888,7 @@
               <w:rPr>
                 <w:sz w:val="18"/>
               </w:rPr>
-              <w:t>: условия B2B-решения hospital-wide, официальная спецификация BLE, статус в ЕАЭС</w:t>
+              <w:t xml:space="preserve"> (лично Shirley Xie): условия B2B-решения hospital-wide, официальная спецификация BLE, статус в ЕАЭС</w:t>
             </w:r>
           </w:p>
         </w:tc>
@@ -12178,7 +12962,14 @@
               <w:rPr>
                 <w:sz w:val="18"/>
               </w:rPr>
-              <w:t>после 1–2</w:t>
+              <w:t xml:space="preserve">✅ </w:t>
+            </w:r>
+            <w:r>
+              <w:rPr>
+                <w:b/>
+                <w:sz w:val="18"/>
+              </w:rPr>
+              <w:t>отправлено 06.09</w:t>
             </w:r>
           </w:p>
         </w:tc>
@@ -12197,13 +12988,13 @@
                 <w:b/>
                 <w:sz w:val="18"/>
               </w:rPr>
-              <w:t>Ottai</w:t>
-            </w:r>
-            <w:r>
-              <w:rPr>
-                <w:sz w:val="18"/>
-              </w:rPr>
-              <w:t xml:space="preserve"> через форму /partner: номер регистрации NMPA, сертификат CE, независимые данные точности, план регистрации в ЕАЭС</w:t>
+              <w:t>Письмо Ottai</w:t>
+            </w:r>
+            <w:r>
+              <w:rPr>
+                <w:sz w:val="18"/>
+              </w:rPr>
+              <w:t xml:space="preserve"> (bd@ottai.com, Attn: Wang Shenchen): номер регистрации NMPA, сертификат CE, независимые данные точности, план регистрации в ЕАЭС</w:t>
             </w:r>
           </w:p>
         </w:tc>
@@ -12222,6 +13013,112 @@
                 <w:sz w:val="18"/>
               </w:rPr>
               <w:t>переводит компанию из PR в факты; разговор – после документов</w:t>
+            </w:r>
+          </w:p>
+        </w:tc>
+        <w:tc>
+          <w:tcPr>
+            <w:tcW w:type="dxa" w:w="1994"/>
+          </w:tcPr>
+          <w:p>
+            <w:r>
+              <w:rPr>
+                <w:sz w:val="18"/>
+              </w:rPr>
+            </w:r>
+            <w:r>
+              <w:rPr>
+                <w:sz w:val="18"/>
+              </w:rPr>
+              <w:t>владелец</w:t>
+            </w:r>
+          </w:p>
+        </w:tc>
+      </w:tr>
+      <w:tr>
+        <w:tc>
+          <w:tcPr>
+            <w:tcW w:type="dxa" w:w="1994"/>
+          </w:tcPr>
+          <w:p>
+            <w:r>
+              <w:rPr>
+                <w:sz w:val="18"/>
+              </w:rPr>
+            </w:r>
+            <w:r>
+              <w:rPr>
+                <w:sz w:val="18"/>
+              </w:rPr>
+              <w:t>7а</w:t>
+            </w:r>
+          </w:p>
+        </w:tc>
+        <w:tc>
+          <w:tcPr>
+            <w:tcW w:type="dxa" w:w="1994"/>
+          </w:tcPr>
+          <w:p>
+            <w:r>
+              <w:rPr>
+                <w:sz w:val="18"/>
+              </w:rPr>
+            </w:r>
+            <w:r>
+              <w:rPr>
+                <w:sz w:val="18"/>
+              </w:rPr>
+              <w:t xml:space="preserve">✅ </w:t>
+            </w:r>
+            <w:r>
+              <w:rPr>
+                <w:b/>
+                <w:sz w:val="18"/>
+              </w:rPr>
+              <w:t>отправлено 06.09</w:t>
+            </w:r>
+          </w:p>
+        </w:tc>
+        <w:tc>
+          <w:tcPr>
+            <w:tcW w:type="dxa" w:w="1994"/>
+          </w:tcPr>
+          <w:p>
+            <w:r>
+              <w:rPr>
+                <w:sz w:val="18"/>
+              </w:rPr>
+            </w:r>
+            <w:r>
+              <w:rPr>
+                <w:b/>
+                <w:sz w:val="18"/>
+              </w:rPr>
+              <w:t>Письмо Sinocare</w:t>
+            </w:r>
+            <w:r>
+              <w:rPr>
+                <w:sz w:val="18"/>
+              </w:rPr>
+              <w:t xml:space="preserve"> (Attn: Alvin Xiang): есть ли SDK именно для линейки iCan, а не для глюкометров по крови; условия дистрибуции</w:t>
+            </w:r>
+          </w:p>
+        </w:tc>
+        <w:tc>
+          <w:tcPr>
+            <w:tcW w:type="dxa" w:w="1994"/>
+          </w:tcPr>
+          <w:p>
+            <w:r>
+              <w:rPr>
+                <w:sz w:val="18"/>
+              </w:rPr>
+            </w:r>
+            <w:r>
+              <w:rPr>
+                <w:sz w:val="18"/>
+              </w:rPr>
+              <w:t>закрывает последний китайский путь, где доступ к данным заявлен официально</w:t>
             </w:r>
           </w:p>
         </w:tc>
